--- a/agreement.docx
+++ b/agreement.docx
@@ -2,164 +2,47 @@
 <file path=word/document.xml><?xml version="1.0" encoding="utf-8"?>
 <w:document xmlns:wpc="http://schemas.microsoft.com/office/word/2010/wordprocessingCanvas" xmlns:mo="http://schemas.microsoft.com/office/mac/office/2008/main" xmlns:mc="http://schemas.openxmlformats.org/markup-compatibility/2006" xmlns:mv="urn:schemas-microsoft-com:mac:vml" xmlns:o="urn:schemas-microsoft-com:office:office" xmlns:r="http://schemas.openxmlformats.org/officeDocument/2006/relationships" xmlns:m="http://schemas.openxmlformats.org/officeDocument/2006/math" xmlns:v="urn:schemas-microsoft-com:vml" xmlns:wp14="http://schemas.microsoft.com/office/word/2010/wordprocessingDrawing" xmlns:wp="http://schemas.openxmlformats.org/drawingml/2006/wordprocessingDrawing" xmlns:w10="urn:schemas-microsoft-com:office:word" xmlns:w="http://schemas.openxmlformats.org/wordprocessingml/2006/main" xmlns:w14="http://schemas.microsoft.com/office/word/2010/wordml" xmlns:wpg="http://schemas.microsoft.com/office/word/2010/wordprocessingGroup" xmlns:wpi="http://schemas.microsoft.com/office/word/2010/wordprocessingInk" xmlns:wne="http://schemas.microsoft.com/office/word/2006/wordml" xmlns:wps="http://schemas.microsoft.com/office/word/2010/wordprocessingShape" mc:Ignorable="w14 wp14">
   <w:body>
-    <w:tbl>
-      <w:tblPr>
-        <w:tblW w:type="auto" w:w="0"/>
-        <w:tblLook w:firstColumn="1" w:firstRow="1" w:lastColumn="0" w:lastRow="0" w:noHBand="0" w:noVBand="1" w:val="04A0"/>
+    <w:p>
+      <w:pPr>
+        <w:bidi/>
+        <w:spacing w:before="0" w:after="80" w:line="288" w:lineRule="auto"/>
         <w:jc w:val="center"/>
-        <w:tblBorders>
-          <w:top w:val="nil"/>
-          <w:left w:val="nil"/>
-          <w:bottom w:val="nil"/>
-          <w:right w:val="nil"/>
-          <w:insideH w:val="nil"/>
-          <w:insideV w:val="nil"/>
-        </w:tblBorders>
-        <w:bidiVisual/>
-      </w:tblPr>
-      <w:tblGrid>
-        <w:gridCol w:w="3289"/>
-        <w:gridCol w:w="3289"/>
-        <w:gridCol w:w="3289"/>
-      </w:tblGrid>
-      <w:tr>
-        <w:tc>
-          <w:tcPr>
-            <w:tcW w:type="dxa" w:w="3289"/>
-          </w:tcPr>
-          <w:p>
-            <w:pPr>
-              <w:bidi/>
-              <w:jc w:val="start"/>
-            </w:pPr>
-            <w:r>
-              <w:drawing>
-                <wp:inline xmlns:a="http://schemas.openxmlformats.org/drawingml/2006/main" xmlns:pic="http://schemas.openxmlformats.org/drawingml/2006/picture">
-                  <wp:extent cx="1142035" cy="396000"/>
-                  <wp:docPr id="1" name="Picture 1"/>
-                  <wp:cNvGraphicFramePr>
-                    <a:graphicFrameLocks noChangeAspect="1"/>
-                  </wp:cNvGraphicFramePr>
-                  <a:graphic>
-                    <a:graphicData uri="http://schemas.openxmlformats.org/drawingml/2006/picture">
-                      <pic:pic>
-                        <pic:nvPicPr>
-                          <pic:cNvPr id="0" name="wordmark_hdr.png"/>
-                          <pic:cNvPicPr/>
-                        </pic:nvPicPr>
-                        <pic:blipFill>
-                          <a:blip r:embed="rId9"/>
-                          <a:stretch>
-                            <a:fillRect/>
-                          </a:stretch>
-                        </pic:blipFill>
-                        <pic:spPr>
-                          <a:xfrm>
-                            <a:off x="0" y="0"/>
-                            <a:ext cx="1142035" cy="396000"/>
-                          </a:xfrm>
-                          <a:prstGeom prst="rect"/>
-                        </pic:spPr>
-                      </pic:pic>
-                    </a:graphicData>
-                  </a:graphic>
-                </wp:inline>
-              </w:drawing>
-            </w:r>
-          </w:p>
-        </w:tc>
-        <w:tc>
-          <w:tcPr>
-            <w:tcW w:type="dxa" w:w="3289"/>
-          </w:tcPr>
-          <w:p>
-            <w:pPr>
-              <w:bidi/>
-              <w:jc w:val="center"/>
-            </w:pPr>
-            <w:r>
-              <w:drawing>
-                <wp:inline xmlns:a="http://schemas.openxmlformats.org/drawingml/2006/main" xmlns:pic="http://schemas.openxmlformats.org/drawingml/2006/picture">
-                  <wp:extent cx="540000" cy="540000"/>
-                  <wp:docPr id="2" name="Picture 2"/>
-                  <wp:cNvGraphicFramePr>
-                    <a:graphicFrameLocks noChangeAspect="1"/>
-                  </wp:cNvGraphicFramePr>
-                  <a:graphic>
-                    <a:graphicData uri="http://schemas.openxmlformats.org/drawingml/2006/picture">
-                      <pic:pic>
-                        <pic:nvPicPr>
-                          <pic:cNvPr id="0" name="ncaaa_s.png"/>
-                          <pic:cNvPicPr/>
-                        </pic:nvPicPr>
-                        <pic:blipFill>
-                          <a:blip r:embed="rId10"/>
-                          <a:stretch>
-                            <a:fillRect/>
-                          </a:stretch>
-                        </pic:blipFill>
-                        <pic:spPr>
-                          <a:xfrm>
-                            <a:off x="0" y="0"/>
-                            <a:ext cx="540000" cy="540000"/>
-                          </a:xfrm>
-                          <a:prstGeom prst="rect"/>
-                        </pic:spPr>
-                      </pic:pic>
-                    </a:graphicData>
-                  </a:graphic>
-                </wp:inline>
-              </w:drawing>
-            </w:r>
-          </w:p>
-        </w:tc>
-        <w:tc>
-          <w:tcPr>
-            <w:tcW w:type="dxa" w:w="3289"/>
-          </w:tcPr>
-          <w:p>
-            <w:pPr>
-              <w:bidi/>
-              <w:jc w:val="end"/>
-            </w:pPr>
-            <w:r>
-              <w:drawing>
-                <wp:inline xmlns:a="http://schemas.openxmlformats.org/drawingml/2006/main" xmlns:pic="http://schemas.openxmlformats.org/drawingml/2006/picture">
-                  <wp:extent cx="403200" cy="504000"/>
-                  <wp:docPr id="3" name="Picture 3"/>
-                  <wp:cNvGraphicFramePr>
-                    <a:graphicFrameLocks noChangeAspect="1"/>
-                  </wp:cNvGraphicFramePr>
-                  <a:graphic>
-                    <a:graphicData uri="http://schemas.openxmlformats.org/drawingml/2006/picture">
-                      <pic:pic>
-                        <pic:nvPicPr>
-                          <pic:cNvPr id="0" name="cob_s.png"/>
-                          <pic:cNvPicPr/>
-                        </pic:nvPicPr>
-                        <pic:blipFill>
-                          <a:blip r:embed="rId11"/>
-                          <a:stretch>
-                            <a:fillRect/>
-                          </a:stretch>
-                        </pic:blipFill>
-                        <pic:spPr>
-                          <a:xfrm>
-                            <a:off x="0" y="0"/>
-                            <a:ext cx="403200" cy="504000"/>
-                          </a:xfrm>
-                          <a:prstGeom prst="rect"/>
-                        </pic:spPr>
-                      </pic:pic>
-                    </a:graphicData>
-                  </a:graphic>
-                </wp:inline>
-              </w:drawing>
-            </w:r>
-          </w:p>
-        </w:tc>
-      </w:tr>
-    </w:tbl>
+      </w:pPr>
+      <w:r>
+        <w:drawing>
+          <wp:inline xmlns:a="http://schemas.openxmlformats.org/drawingml/2006/main" xmlns:pic="http://schemas.openxmlformats.org/drawingml/2006/picture">
+            <wp:extent cx="1860000" cy="504000"/>
+            <wp:docPr id="1" name="Picture 1"/>
+            <wp:cNvGraphicFramePr>
+              <a:graphicFrameLocks noChangeAspect="1"/>
+            </wp:cNvGraphicFramePr>
+            <a:graphic>
+              <a:graphicData uri="http://schemas.openxmlformats.org/drawingml/2006/picture">
+                <pic:pic>
+                  <pic:nvPicPr>
+                    <pic:cNvPr id="0" name="logo_digital_t.png"/>
+                    <pic:cNvPicPr/>
+                  </pic:nvPicPr>
+                  <pic:blipFill>
+                    <a:blip r:embed="rId9"/>
+                    <a:stretch>
+                      <a:fillRect/>
+                    </a:stretch>
+                  </pic:blipFill>
+                  <pic:spPr>
+                    <a:xfrm>
+                      <a:off x="0" y="0"/>
+                      <a:ext cx="1860000" cy="504000"/>
+                    </a:xfrm>
+                    <a:prstGeom prst="rect"/>
+                  </pic:spPr>
+                </pic:pic>
+              </a:graphicData>
+            </a:graphic>
+          </wp:inline>
+        </w:drawing>
+      </w:r>
+    </w:p>
     <w:p>
       <w:pPr>
         <w:bidi/>
@@ -170,10 +53,10 @@
         <w:rPr>
           <w:rFonts w:ascii="Arial" w:hAnsi="Arial" w:cs="Arial" w:eastAsia="Arial"/>
           <w:b/>
+          <w:bCs/>
           <w:color w:val="1C3768"/>
           <w:sz w:val="40"/>
           <w:szCs w:val="40"/>
-          <w:bCs/>
           <w:rtl/>
         </w:rPr>
         <w:t>اتفاقية فريق بحثي</w:t>
@@ -193,13 +76,13 @@
           <w:szCs w:val="19"/>
           <w:rtl/>
         </w:rPr>
-        <w:t>برنامج «انطلاقة» · لجنة البحث العلمي وخدمة المجتمع · قسم نظم المعلومات الإدارية · كلية الأعمال · جامعة الباحة · 1448هـ</w:t>
+        <w:t>لجنة البحث العلمي وخدمة المجتمع · 1448هـ</w:t>
       </w:r>
     </w:p>
     <w:tbl>
       <w:tblPr>
+        <w:bidiVisual/>
         <w:tblW w:type="auto" w:w="0"/>
-        <w:tblLook w:firstColumn="1" w:firstRow="1" w:lastColumn="0" w:lastRow="0" w:noHBand="0" w:noVBand="1" w:val="04A0"/>
         <w:tblBorders>
           <w:top w:val="single" w:sz="6" w:color="CFD8E3"/>
           <w:left w:val="single" w:sz="6" w:color="CFD8E3"/>
@@ -208,7 +91,7 @@
           <w:insideH w:val="single" w:sz="6" w:color="CFD8E3"/>
           <w:insideV w:val="single" w:sz="6" w:color="CFD8E3"/>
         </w:tblBorders>
-        <w:bidiVisual/>
+        <w:tblLook w:firstColumn="1" w:firstRow="1" w:lastColumn="0" w:lastRow="0" w:noHBand="0" w:noVBand="1" w:val="04A0"/>
       </w:tblPr>
       <w:tblGrid>
         <w:gridCol w:w="4933"/>
@@ -221,8 +104,8 @@
         <w:tc>
           <w:tcPr>
             <w:tcW w:type="dxa" w:w="2948"/>
+            <w:shd w:val="clear" w:color="auto" w:fill="EEF4FB"/>
             <w:vAlign w:val="center"/>
-            <w:shd w:val="clear" w:color="auto" w:fill="EEF4FB"/>
           </w:tcPr>
           <w:p>
             <w:pPr>
@@ -234,10 +117,10 @@
               <w:rPr>
                 <w:rFonts w:ascii="Arial" w:hAnsi="Arial" w:cs="Arial" w:eastAsia="Arial"/>
                 <w:b/>
+                <w:bCs/>
                 <w:color w:val="1C3768"/>
                 <w:sz w:val="21"/>
                 <w:szCs w:val="21"/>
-                <w:bCs/>
                 <w:rtl/>
               </w:rPr>
               <w:t>عنوان البحث</w:t>
@@ -265,8 +148,8 @@
         <w:tc>
           <w:tcPr>
             <w:tcW w:type="dxa" w:w="2948"/>
+            <w:shd w:val="clear" w:color="auto" w:fill="EEF4FB"/>
             <w:vAlign w:val="center"/>
-            <w:shd w:val="clear" w:color="auto" w:fill="EEF4FB"/>
           </w:tcPr>
           <w:p>
             <w:pPr>
@@ -278,10 +161,10 @@
               <w:rPr>
                 <w:rFonts w:ascii="Arial" w:hAnsi="Arial" w:cs="Arial" w:eastAsia="Arial"/>
                 <w:b/>
+                <w:bCs/>
                 <w:color w:val="1C3768"/>
                 <w:sz w:val="21"/>
                 <w:szCs w:val="21"/>
-                <w:bCs/>
                 <w:rtl/>
               </w:rPr>
               <w:t>الباحث الأول (قائد الفريق)</w:t>
@@ -309,8 +192,8 @@
         <w:tc>
           <w:tcPr>
             <w:tcW w:type="dxa" w:w="2948"/>
+            <w:shd w:val="clear" w:color="auto" w:fill="EEF4FB"/>
             <w:vAlign w:val="center"/>
-            <w:shd w:val="clear" w:color="auto" w:fill="EEF4FB"/>
           </w:tcPr>
           <w:p>
             <w:pPr>
@@ -322,10 +205,10 @@
               <w:rPr>
                 <w:rFonts w:ascii="Arial" w:hAnsi="Arial" w:cs="Arial" w:eastAsia="Arial"/>
                 <w:b/>
+                <w:bCs/>
                 <w:color w:val="1C3768"/>
                 <w:sz w:val="21"/>
                 <w:szCs w:val="21"/>
-                <w:bCs/>
                 <w:rtl/>
               </w:rPr>
               <w:t>المجلة المستهدفة</w:t>
@@ -353,8 +236,8 @@
         <w:tc>
           <w:tcPr>
             <w:tcW w:type="dxa" w:w="2948"/>
+            <w:shd w:val="clear" w:color="auto" w:fill="EEF4FB"/>
             <w:vAlign w:val="center"/>
-            <w:shd w:val="clear" w:color="auto" w:fill="EEF4FB"/>
           </w:tcPr>
           <w:p>
             <w:pPr>
@@ -366,10 +249,10 @@
               <w:rPr>
                 <w:rFonts w:ascii="Arial" w:hAnsi="Arial" w:cs="Arial" w:eastAsia="Arial"/>
                 <w:b/>
+                <w:bCs/>
                 <w:color w:val="1C3768"/>
                 <w:sz w:val="21"/>
                 <w:szCs w:val="21"/>
-                <w:bCs/>
                 <w:rtl/>
               </w:rPr>
               <w:t>موعد الإرسال المستهدف</w:t>
@@ -397,8 +280,8 @@
         <w:tc>
           <w:tcPr>
             <w:tcW w:type="dxa" w:w="2948"/>
+            <w:shd w:val="clear" w:color="auto" w:fill="EEF4FB"/>
             <w:vAlign w:val="center"/>
-            <w:shd w:val="clear" w:color="auto" w:fill="EEF4FB"/>
           </w:tcPr>
           <w:p>
             <w:pPr>
@@ -410,10 +293,10 @@
               <w:rPr>
                 <w:rFonts w:ascii="Arial" w:hAnsi="Arial" w:cs="Arial" w:eastAsia="Arial"/>
                 <w:b/>
+                <w:bCs/>
                 <w:color w:val="1C3768"/>
                 <w:sz w:val="21"/>
                 <w:szCs w:val="21"/>
-                <w:bCs/>
                 <w:rtl/>
               </w:rPr>
               <w:t>موافقة لجنة الأخلاقيات (الرقم والتاريخ)</w:t>
@@ -445,10 +328,10 @@
         <w:rPr>
           <w:rFonts w:ascii="Arial" w:hAnsi="Arial" w:cs="Arial" w:eastAsia="Arial"/>
           <w:b/>
+          <w:bCs/>
           <w:color w:val="1C3768"/>
           <w:sz w:val="26"/>
           <w:szCs w:val="26"/>
-          <w:bCs/>
           <w:rtl/>
         </w:rPr>
         <w:t>أعضاء الفريق من هيئة التدريس (الباحث الأول + حتى 5 أعضاء)</w:t>
@@ -456,8 +339,8 @@
     </w:p>
     <w:tbl>
       <w:tblPr>
+        <w:bidiVisual/>
         <w:tblW w:type="auto" w:w="0"/>
-        <w:tblLook w:firstColumn="1" w:firstRow="1" w:lastColumn="0" w:lastRow="0" w:noHBand="0" w:noVBand="1" w:val="04A0"/>
         <w:tblBorders>
           <w:top w:val="single" w:sz="6" w:color="CFD8E3"/>
           <w:left w:val="single" w:sz="6" w:color="CFD8E3"/>
@@ -466,7 +349,7 @@
           <w:insideH w:val="single" w:sz="6" w:color="CFD8E3"/>
           <w:insideV w:val="single" w:sz="6" w:color="CFD8E3"/>
         </w:tblBorders>
-        <w:bidiVisual/>
+        <w:tblLook w:firstColumn="1" w:firstRow="1" w:lastColumn="0" w:lastRow="0" w:noHBand="0" w:noVBand="1" w:val="04A0"/>
       </w:tblPr>
       <w:tblGrid>
         <w:gridCol w:w="1644"/>
@@ -480,8 +363,8 @@
         <w:tc>
           <w:tcPr>
             <w:tcW w:type="dxa" w:w="454"/>
+            <w:shd w:val="clear" w:color="auto" w:fill="1C3768"/>
             <w:vAlign w:val="center"/>
-            <w:shd w:val="clear" w:color="auto" w:fill="1C3768"/>
           </w:tcPr>
           <w:p>
             <w:pPr>
@@ -493,10 +376,10 @@
               <w:rPr>
                 <w:rFonts w:ascii="Arial" w:hAnsi="Arial" w:cs="Arial" w:eastAsia="Arial"/>
                 <w:b/>
+                <w:bCs/>
                 <w:color w:val="FFFFFF"/>
                 <w:sz w:val="20"/>
                 <w:szCs w:val="20"/>
-                <w:bCs/>
                 <w:rtl/>
               </w:rPr>
               <w:t>م</w:t>
@@ -506,8 +389,8 @@
         <w:tc>
           <w:tcPr>
             <w:tcW w:type="dxa" w:w="2608"/>
+            <w:shd w:val="clear" w:color="auto" w:fill="1C3768"/>
             <w:vAlign w:val="center"/>
-            <w:shd w:val="clear" w:color="auto" w:fill="1C3768"/>
           </w:tcPr>
           <w:p>
             <w:pPr>
@@ -519,10 +402,10 @@
               <w:rPr>
                 <w:rFonts w:ascii="Arial" w:hAnsi="Arial" w:cs="Arial" w:eastAsia="Arial"/>
                 <w:b/>
+                <w:bCs/>
                 <w:color w:val="FFFFFF"/>
                 <w:sz w:val="20"/>
                 <w:szCs w:val="20"/>
-                <w:bCs/>
                 <w:rtl/>
               </w:rPr>
               <w:t>الاسم</w:t>
@@ -532,8 +415,8 @@
         <w:tc>
           <w:tcPr>
             <w:tcW w:type="dxa" w:w="1361"/>
+            <w:shd w:val="clear" w:color="auto" w:fill="1C3768"/>
             <w:vAlign w:val="center"/>
-            <w:shd w:val="clear" w:color="auto" w:fill="1C3768"/>
           </w:tcPr>
           <w:p>
             <w:pPr>
@@ -545,10 +428,10 @@
               <w:rPr>
                 <w:rFonts w:ascii="Arial" w:hAnsi="Arial" w:cs="Arial" w:eastAsia="Arial"/>
                 <w:b/>
+                <w:bCs/>
                 <w:color w:val="FFFFFF"/>
                 <w:sz w:val="20"/>
                 <w:szCs w:val="20"/>
-                <w:bCs/>
                 <w:rtl/>
               </w:rPr>
               <w:t>الرتبة</w:t>
@@ -558,8 +441,8 @@
         <w:tc>
           <w:tcPr>
             <w:tcW w:type="dxa" w:w="2608"/>
+            <w:shd w:val="clear" w:color="auto" w:fill="1C3768"/>
             <w:vAlign w:val="center"/>
-            <w:shd w:val="clear" w:color="auto" w:fill="1C3768"/>
           </w:tcPr>
           <w:p>
             <w:pPr>
@@ -571,10 +454,10 @@
               <w:rPr>
                 <w:rFonts w:ascii="Arial" w:hAnsi="Arial" w:cs="Arial" w:eastAsia="Arial"/>
                 <w:b/>
+                <w:bCs/>
                 <w:color w:val="FFFFFF"/>
                 <w:sz w:val="20"/>
                 <w:szCs w:val="20"/>
-                <w:bCs/>
                 <w:rtl/>
               </w:rPr>
               <w:t>الدور في البحث</w:t>
@@ -584,8 +467,8 @@
         <w:tc>
           <w:tcPr>
             <w:tcW w:type="dxa" w:w="1134"/>
+            <w:shd w:val="clear" w:color="auto" w:fill="1C3768"/>
             <w:vAlign w:val="center"/>
-            <w:shd w:val="clear" w:color="auto" w:fill="1C3768"/>
           </w:tcPr>
           <w:p>
             <w:pPr>
@@ -597,10 +480,10 @@
               <w:rPr>
                 <w:rFonts w:ascii="Arial" w:hAnsi="Arial" w:cs="Arial" w:eastAsia="Arial"/>
                 <w:b/>
+                <w:bCs/>
                 <w:color w:val="FFFFFF"/>
                 <w:sz w:val="20"/>
                 <w:szCs w:val="20"/>
-                <w:bCs/>
                 <w:rtl/>
               </w:rPr>
               <w:t>المساهمة %</w:t>
@@ -610,8 +493,8 @@
         <w:tc>
           <w:tcPr>
             <w:tcW w:type="dxa" w:w="1701"/>
+            <w:shd w:val="clear" w:color="auto" w:fill="1C3768"/>
             <w:vAlign w:val="center"/>
-            <w:shd w:val="clear" w:color="auto" w:fill="1C3768"/>
           </w:tcPr>
           <w:p>
             <w:pPr>
@@ -623,10 +506,10 @@
               <w:rPr>
                 <w:rFonts w:ascii="Arial" w:hAnsi="Arial" w:cs="Arial" w:eastAsia="Arial"/>
                 <w:b/>
+                <w:bCs/>
                 <w:color w:val="FFFFFF"/>
                 <w:sz w:val="20"/>
                 <w:szCs w:val="20"/>
-                <w:bCs/>
                 <w:rtl/>
               </w:rPr>
               <w:t>التوقيع</w:t>
@@ -1213,10 +1096,10 @@
         <w:rPr>
           <w:rFonts w:ascii="Arial" w:hAnsi="Arial" w:cs="Arial" w:eastAsia="Arial"/>
           <w:b/>
+          <w:bCs/>
           <w:color w:val="1C3768"/>
           <w:sz w:val="26"/>
           <w:szCs w:val="26"/>
-          <w:bCs/>
           <w:rtl/>
         </w:rPr>
         <w:t>بنود الاتفاقية</w:t>
@@ -1232,10 +1115,10 @@
         <w:rPr>
           <w:rFonts w:ascii="Arial" w:hAnsi="Arial" w:cs="Arial" w:eastAsia="Arial"/>
           <w:b/>
+          <w:bCs/>
           <w:color w:val="00A3C4"/>
           <w:sz w:val="21"/>
           <w:szCs w:val="21"/>
-          <w:bCs/>
           <w:rtl/>
         </w:rPr>
         <w:t xml:space="preserve">1. </w:t>
@@ -1261,10 +1144,10 @@
         <w:rPr>
           <w:rFonts w:ascii="Arial" w:hAnsi="Arial" w:cs="Arial" w:eastAsia="Arial"/>
           <w:b/>
+          <w:bCs/>
           <w:color w:val="00A3C4"/>
           <w:sz w:val="21"/>
           <w:szCs w:val="21"/>
-          <w:bCs/>
           <w:rtl/>
         </w:rPr>
         <w:t xml:space="preserve">2. </w:t>
@@ -1290,10 +1173,10 @@
         <w:rPr>
           <w:rFonts w:ascii="Arial" w:hAnsi="Arial" w:cs="Arial" w:eastAsia="Arial"/>
           <w:b/>
+          <w:bCs/>
           <w:color w:val="00A3C4"/>
           <w:sz w:val="21"/>
           <w:szCs w:val="21"/>
-          <w:bCs/>
           <w:rtl/>
         </w:rPr>
         <w:t xml:space="preserve">3. </w:t>
@@ -1306,7 +1189,7 @@
           <w:szCs w:val="21"/>
           <w:rtl/>
         </w:rPr>
-        <w:t>يلتزم الفريق بأخلاقيات البحث العلمي، ولا يبدأ جمع أي بيانات من أشخاص (استبانة، مقابلة، تجربة) إلا بعد الحصول على موافقة لجنة أخلاقيات البحث بالجامعة، أو إثبات أن البحث لا يحتاجها.</w:t>
+        <w:t>يلتزم الفريق بأخلاقيات البحث العلمي، ولا يبدأ جمع أي بيانات من أشخاص (استبانة، مقابلة، تجربة) إلا بعد الحصول على موافقة لجنة أخلاقيات البحث المختصة، أو إثبات أن البحث لا يحتاجها.</w:t>
       </w:r>
     </w:p>
     <w:p>
@@ -1319,10 +1202,10 @@
         <w:rPr>
           <w:rFonts w:ascii="Arial" w:hAnsi="Arial" w:cs="Arial" w:eastAsia="Arial"/>
           <w:b/>
+          <w:bCs/>
           <w:color w:val="00A3C4"/>
           <w:sz w:val="21"/>
           <w:szCs w:val="21"/>
-          <w:bCs/>
           <w:rtl/>
         </w:rPr>
         <w:t xml:space="preserve">4. </w:t>
@@ -1348,10 +1231,10 @@
         <w:rPr>
           <w:rFonts w:ascii="Arial" w:hAnsi="Arial" w:cs="Arial" w:eastAsia="Arial"/>
           <w:b/>
+          <w:bCs/>
           <w:color w:val="00A3C4"/>
           <w:sz w:val="21"/>
           <w:szCs w:val="21"/>
-          <w:bCs/>
           <w:rtl/>
         </w:rPr>
         <w:t xml:space="preserve">5. </w:t>
@@ -1364,7 +1247,7 @@
           <w:szCs w:val="21"/>
           <w:rtl/>
         </w:rPr>
-        <w:t>يُذكر الانتماء في البحث: قسم نظم المعلومات الإدارية، كلية الأعمال، جامعة الباحة.</w:t>
+        <w:t>يُذكر انتماء الباحثين المؤسسي في البحث كما هو معتمد في جهتهم.</w:t>
       </w:r>
     </w:p>
     <w:p>
@@ -1377,10 +1260,10 @@
         <w:rPr>
           <w:rFonts w:ascii="Arial" w:hAnsi="Arial" w:cs="Arial" w:eastAsia="Arial"/>
           <w:b/>
+          <w:bCs/>
           <w:color w:val="00A3C4"/>
           <w:sz w:val="21"/>
           <w:szCs w:val="21"/>
-          <w:bCs/>
           <w:rtl/>
         </w:rPr>
         <w:t xml:space="preserve">6. </w:t>
@@ -1406,10 +1289,10 @@
         <w:rPr>
           <w:rFonts w:ascii="Arial" w:hAnsi="Arial" w:cs="Arial" w:eastAsia="Arial"/>
           <w:b/>
+          <w:bCs/>
           <w:color w:val="00A3C4"/>
           <w:sz w:val="21"/>
           <w:szCs w:val="21"/>
-          <w:bCs/>
           <w:rtl/>
         </w:rPr>
         <w:t xml:space="preserve">7. </w:t>
@@ -1435,10 +1318,10 @@
         <w:rPr>
           <w:rFonts w:ascii="Arial" w:hAnsi="Arial" w:cs="Arial" w:eastAsia="Arial"/>
           <w:b/>
+          <w:bCs/>
           <w:color w:val="00A3C4"/>
           <w:sz w:val="21"/>
           <w:szCs w:val="21"/>
-          <w:bCs/>
           <w:rtl/>
         </w:rPr>
         <w:t xml:space="preserve">8. </w:t>
@@ -1464,10 +1347,10 @@
         <w:rPr>
           <w:rFonts w:ascii="Arial" w:hAnsi="Arial" w:cs="Arial" w:eastAsia="Arial"/>
           <w:b/>
+          <w:bCs/>
           <w:color w:val="22303F"/>
           <w:sz w:val="21"/>
           <w:szCs w:val="21"/>
-          <w:bCs/>
           <w:rtl/>
         </w:rPr>
         <w:t>نُقرّ نحن أعضاء الفريق بالاطلاع على هذه البنود والالتزام بها.</w:t>
@@ -1475,17 +1358,17 @@
     </w:p>
     <w:tbl>
       <w:tblPr>
+        <w:bidiVisual/>
         <w:tblW w:type="auto" w:w="0"/>
+        <w:tblBorders>
+          <w:top w:val="nil"/>
+          <w:left w:val="nil"/>
+          <w:bottom w:val="nil"/>
+          <w:right w:val="nil"/>
+          <w:insideH w:val="nil"/>
+          <w:insideV w:val="nil"/>
+        </w:tblBorders>
         <w:tblLook w:firstColumn="1" w:firstRow="1" w:lastColumn="0" w:lastRow="0" w:noHBand="0" w:noVBand="1" w:val="04A0"/>
-        <w:tblBorders>
-          <w:top w:val="nil"/>
-          <w:left w:val="nil"/>
-          <w:bottom w:val="nil"/>
-          <w:right w:val="nil"/>
-          <w:insideH w:val="nil"/>
-          <w:insideV w:val="nil"/>
-        </w:tblBorders>
-        <w:bidiVisual/>
       </w:tblPr>
       <w:tblGrid>
         <w:gridCol w:w="4933"/>
@@ -1506,10 +1389,10 @@
               <w:rPr>
                 <w:rFonts w:ascii="Arial" w:hAnsi="Arial" w:cs="Arial" w:eastAsia="Arial"/>
                 <w:b/>
+                <w:bCs/>
                 <w:color w:val="1C3768"/>
                 <w:sz w:val="22"/>
                 <w:szCs w:val="22"/>
-                <w:bCs/>
                 <w:rtl/>
               </w:rPr>
               <w:t>الباحث الأول (قائد الفريق)</w:t>
@@ -1581,10 +1464,10 @@
               <w:rPr>
                 <w:rFonts w:ascii="Arial" w:hAnsi="Arial" w:cs="Arial" w:eastAsia="Arial"/>
                 <w:b/>
+                <w:bCs/>
                 <w:color w:val="1C3768"/>
                 <w:sz w:val="22"/>
                 <w:szCs w:val="22"/>
-                <w:bCs/>
                 <w:rtl/>
               </w:rPr>
               <w:t>اعتماد رئيسة لجنة البحث العلمي وخدمة المجتمع</w:t>
@@ -1658,7 +1541,7 @@
           <w:szCs w:val="18"/>
           <w:rtl/>
         </w:rPr>
-        <w:t>بعد التوقيع: صوّر الاتفاقية وارفعها في تطبيق «انطلاقة» من صفحة «البحوث» ← «رفع الاتفاقية الموقّعة»، وارفع موافقة الأخلاقيات من الخانة التي تحتها.</w:t>
+        <w:t>بعد التوقيع: صوّر الاتفاقية وارفعها في تطبيق «انطلاقة الرقمي» من صفحة «البحوث» ← «رفع الاتفاقية الموقّعة»، وارفع موافقة الأخلاقيات من الخانة التي تحتها.</w:t>
       </w:r>
     </w:p>
     <w:sectPr>
